--- a/docs/00-组员分工说明.docx
+++ b/docs/00-组员分工说明.docx
@@ -618,7 +618,7 @@
           <w:sz w:val="21"/>
           <w:rFonts w:eastAsia="等线" w:ascii="等线" w:hAnsi="等线"/>
         </w:rPr>
-        <w:t>所有人共用一个仓库：https://github.com/Gardenia-OvO/unit-test-coverage</w:t>
+        <w:t>所有人共用一个仓库（公开库，不需要账号、不用登录就能拉）：https://github.com/Gardenia-OvO/unit-test-coverage</w:t>
       </w:r>
     </w:p>
     <w:p>
@@ -675,6 +675,20 @@
       </w:pPr>
     </w:p>
     <w:p>
+      <w:pPr>
+        <w:ind w:left="227"/>
+        <w:shd w:val="clear" w:fill="FFF4E5"/>
+      </w:pPr>
+      <w:r>
+        <w:rPr>
+          <w:i/>
+          <w:sz w:val="20"/>
+          <w:rFonts w:eastAsia="等线" w:ascii="等线" w:hAnsi="等线"/>
+        </w:rPr>
+        <w:t>没有 GitHub 账号也能拉、能看、能跑代码。但「能推」是另一回事——见本节最后一条。</w:t>
+      </w:r>
+    </w:p>
+    <w:p>
       <w:r>
         <w:rPr>
           <w:b/>
@@ -885,6 +899,170 @@
       </w:r>
     </w:p>
     <w:p>
+      <w:r>
+        <w:rPr>
+          <w:b/>
+          <w:sz w:val="21"/>
+          <w:rFonts w:eastAsia="等线" w:ascii="等线" w:hAnsi="等线"/>
+        </w:rPr>
+        <w:t>没有账号的人怎么交：</w:t>
+      </w:r>
+    </w:p>
+    <w:tbl>
+      <w:tblPr>
+        <w:tblStyle w:val="TableGrid"/>
+        <w:tblW w:type="auto" w:w="0"/>
+        <w:jc w:val="center"/>
+        <w:tblLook w:firstColumn="1" w:firstRow="1" w:lastColumn="0" w:lastRow="0" w:noHBand="0" w:noVBand="1" w:val="04A0"/>
+      </w:tblPr>
+      <w:tblGrid>
+        <w:gridCol w:w="4816"/>
+        <w:gridCol w:w="4816"/>
+      </w:tblGrid>
+      <w:tr>
+        <w:tc>
+          <w:tcPr>
+            <w:tcW w:type="dxa" w:w="4535"/>
+          </w:tcPr>
+          <w:p>
+            <w:r/>
+            <w:r>
+              <w:rPr>
+                <w:b/>
+                <w:sz w:val="19"/>
+                <w:rFonts w:eastAsia="等线" w:ascii="等线" w:hAnsi="等线"/>
+              </w:rPr>
+              <w:t>你想做的事</w:t>
+            </w:r>
+          </w:p>
+        </w:tc>
+        <w:tc>
+          <w:tcPr>
+            <w:tcW w:type="dxa" w:w="4535"/>
+          </w:tcPr>
+          <w:p>
+            <w:r/>
+            <w:r>
+              <w:rPr>
+                <w:b/>
+                <w:sz w:val="19"/>
+                <w:rFonts w:eastAsia="等线" w:ascii="等线" w:hAnsi="等线"/>
+              </w:rPr>
+              <w:t>需不需要账号</w:t>
+            </w:r>
+          </w:p>
+        </w:tc>
+      </w:tr>
+      <w:tr>
+        <w:tc>
+          <w:tcPr>
+            <w:tcW w:type="dxa" w:w="4535"/>
+          </w:tcPr>
+          <w:p>
+            <w:r/>
+            <w:r>
+              <w:rPr>
+                <w:sz w:val="19"/>
+                <w:rFonts w:eastAsia="等线" w:ascii="等线" w:hAnsi="等线"/>
+              </w:rPr>
+              <w:t>把仓库拉下来、看文档、跑代码</w:t>
+            </w:r>
+          </w:p>
+        </w:tc>
+        <w:tc>
+          <w:tcPr>
+            <w:tcW w:type="dxa" w:w="4535"/>
+          </w:tcPr>
+          <w:p>
+            <w:r/>
+            <w:r>
+              <w:rPr>
+                <w:sz w:val="19"/>
+                <w:rFonts w:eastAsia="等线" w:ascii="等线" w:hAnsi="等线"/>
+              </w:rPr>
+              <w:t>不需要，仓库是公开的</w:t>
+            </w:r>
+          </w:p>
+        </w:tc>
+      </w:tr>
+      <w:tr>
+        <w:tc>
+          <w:tcPr>
+            <w:tcW w:type="dxa" w:w="4535"/>
+          </w:tcPr>
+          <w:p>
+            <w:r/>
+            <w:r>
+              <w:rPr>
+                <w:sz w:val="19"/>
+                <w:rFonts w:eastAsia="等线" w:ascii="等线" w:hAnsi="等线"/>
+              </w:rPr>
+              <w:t>把自己写的东西推上去</w:t>
+            </w:r>
+          </w:p>
+        </w:tc>
+        <w:tc>
+          <w:tcPr>
+            <w:tcW w:type="dxa" w:w="4535"/>
+          </w:tcPr>
+          <w:p>
+            <w:r/>
+            <w:r>
+              <w:rPr>
+                <w:sz w:val="19"/>
+                <w:rFonts w:eastAsia="等线" w:ascii="等线" w:hAnsi="等线"/>
+              </w:rPr>
+              <w:t>需要，而且要被组长加成协作者</w:t>
+            </w:r>
+          </w:p>
+        </w:tc>
+      </w:tr>
+    </w:tbl>
+    <w:p>
+      <w:pPr>
+        <w:spacing w:after="40"/>
+      </w:pPr>
+    </w:p>
+    <w:p>
+      <w:pPr>
+        <w:pStyle w:val="ListBullet"/>
+        <w:spacing w:after="40"/>
+      </w:pPr>
+      <w:r>
+        <w:rPr>
+          <w:sz w:val="21"/>
+          <w:rFonts w:eastAsia="等线" w:ascii="等线" w:hAnsi="等线"/>
+        </w:rPr>
+        <w:t>只写字、不推代码的同学（组员 5、6、8）：不用注册账号。把东西打成 zip，命名 组员X-任务名.zip 发群里，组长解压后搬进目录，并在提交信息里注明「代提：组员X」。</w:t>
+      </w:r>
+    </w:p>
+    <w:p>
+      <w:pPr>
+        <w:pStyle w:val="ListBullet"/>
+        <w:spacing w:after="40"/>
+      </w:pPr>
+      <w:r>
+        <w:rPr>
+          <w:sz w:val="21"/>
+          <w:rFonts w:eastAsia="等线" w:ascii="等线" w:hAnsi="等线"/>
+        </w:rPr>
+        <w:t>想自己推的同学：注册 GitHub 账号（免费两分钟），把用户名发群里，组长加协作者，点一下邮件里的邀请就能推。</w:t>
+      </w:r>
+    </w:p>
+    <w:p>
+      <w:pPr>
+        <w:pStyle w:val="ListBullet"/>
+        <w:spacing w:after="40"/>
+      </w:pPr>
+      <w:r>
+        <w:rPr>
+          <w:sz w:val="21"/>
+          <w:rFonts w:eastAsia="等线" w:ascii="等线" w:hAnsi="等线"/>
+        </w:rPr>
+        <w:t>两条路都行，但都必须先在群里说一声，否则组长会漏掉。</w:t>
+      </w:r>
+    </w:p>
+    <w:p>
       <w:pPr>
         <w:ind w:left="227"/>
         <w:shd w:val="clear" w:fill="FFF4E5"/>
@@ -895,7 +1073,7 @@
           <w:sz w:val="20"/>
           <w:rFonts w:eastAsia="等线" w:ascii="等线" w:hAnsi="等线"/>
         </w:rPr>
-        <w:t>完全不会 git 的兜底：把东西打成 zip，命名成 组员X-任务名.zip 发群里，组长解压后搬进目录。能用 git 就别用这个——答辩问「你做了什么」时，提交记录是唯一证据。</w:t>
+        <w:t>仓库是公开的，任何人都能看到。表格里「设计者」一栏填「组员 5」这种编号就行，真名写到纸质报告里，不要放进这个仓库。</w:t>
       </w:r>
     </w:p>
     <w:p>

--- a/docs/00-组员分工说明.docx
+++ b/docs/00-组员分工说明.docx
@@ -608,7 +608,7 @@
           <w:sz w:val="23"/>
           <w:rFonts w:eastAsia="黑体" w:ascii="黑体" w:hAnsi="黑体"/>
         </w:rPr>
-        <w:t>0.4 怎么交：拉取与提交（所有人必看）</w:t>
+        <w:t>0.4 怎么把东西交上来</w:t>
       </w:r>
     </w:p>
     <w:p>
@@ -618,294 +618,7 @@
           <w:sz w:val="21"/>
           <w:rFonts w:eastAsia="等线" w:ascii="等线" w:hAnsi="等线"/>
         </w:rPr>
-        <w:t>所有人共用一个仓库（公开库，不需要账号、不用登录就能拉）：https://github.com/Gardenia-OvO/unit-test-coverage</w:t>
-      </w:r>
-    </w:p>
-    <w:p>
-      <w:r>
-        <w:rPr>
-          <w:b w:val="0"/>
-          <w:sz w:val="21"/>
-          <w:rFonts w:eastAsia="等线" w:ascii="等线" w:hAnsi="等线"/>
-        </w:rPr>
-        <w:t>你只要记住四件事：第一次克隆、每次干活前先拉、只提交自己的文件、提交完在群里说一声。</w:t>
-      </w:r>
-    </w:p>
-    <w:p>
-      <w:r>
-        <w:rPr>
-          <w:b/>
-          <w:sz w:val="21"/>
-          <w:rFonts w:eastAsia="等线" w:ascii="等线" w:hAnsi="等线"/>
-        </w:rPr>
-        <w:t>第一步　第一次：把仓库拉下来</w:t>
-      </w:r>
-    </w:p>
-    <w:p>
-      <w:pPr>
-        <w:spacing w:after="0" w:line="240" w:lineRule="auto"/>
-        <w:ind w:left="340"/>
-        <w:shd w:val="clear" w:fill="F2F2F2"/>
-      </w:pPr>
-      <w:r>
-        <w:rPr>
-          <w:sz w:val="17"/>
-          <w:rFonts w:eastAsia="Consolas" w:ascii="Consolas" w:hAnsi="Consolas"/>
-        </w:rPr>
-        <w:t>git clone https://github.com/Gardenia-OvO/unit-test-coverage.git</w:t>
-      </w:r>
-    </w:p>
-    <w:p>
-      <w:pPr>
-        <w:spacing w:after="0" w:line="240" w:lineRule="auto"/>
-        <w:ind w:left="340"/>
-        <w:shd w:val="clear" w:fill="F2F2F2"/>
-      </w:pPr>
-      <w:r>
-        <w:rPr>
-          <w:sz w:val="17"/>
-          <w:rFonts w:eastAsia="Consolas" w:ascii="Consolas" w:hAnsi="Consolas"/>
-        </w:rPr>
-        <w:t>cd unit-test-coverage</w:t>
-      </w:r>
-    </w:p>
-    <w:p>
-      <w:pPr>
-        <w:spacing w:after="40"/>
-      </w:pPr>
-    </w:p>
-    <w:p>
-      <w:pPr>
-        <w:ind w:left="227"/>
-        <w:shd w:val="clear" w:fill="FFF4E5"/>
-      </w:pPr>
-      <w:r>
-        <w:rPr>
-          <w:i/>
-          <w:sz w:val="20"/>
-          <w:rFonts w:eastAsia="等线" w:ascii="等线" w:hAnsi="等线"/>
-        </w:rPr>
-        <w:t>没有 GitHub 账号也能拉、能看、能跑代码。但「能推」是另一回事——见本节最后一条。</w:t>
-      </w:r>
-    </w:p>
-    <w:p>
-      <w:r>
-        <w:rPr>
-          <w:b/>
-          <w:sz w:val="21"/>
-          <w:rFonts w:eastAsia="等线" w:ascii="等线" w:hAnsi="等线"/>
-        </w:rPr>
-        <w:t>第二步　每天第一次干活前：先拉一次</w:t>
-      </w:r>
-    </w:p>
-    <w:p>
-      <w:pPr>
-        <w:spacing w:after="0" w:line="240" w:lineRule="auto"/>
-        <w:ind w:left="340"/>
-        <w:shd w:val="clear" w:fill="F2F2F2"/>
-      </w:pPr>
-      <w:r>
-        <w:rPr>
-          <w:sz w:val="17"/>
-          <w:rFonts w:eastAsia="Consolas" w:ascii="Consolas" w:hAnsi="Consolas"/>
-        </w:rPr>
-        <w:t>git pull</w:t>
-      </w:r>
-    </w:p>
-    <w:p>
-      <w:pPr>
-        <w:spacing w:after="40"/>
-      </w:pPr>
-    </w:p>
-    <w:p>
-      <w:pPr>
-        <w:ind w:left="227"/>
-        <w:shd w:val="clear" w:fill="FFF4E5"/>
-      </w:pPr>
-      <w:r>
-        <w:rPr>
-          <w:i/>
-          <w:sz w:val="20"/>
-          <w:rFonts w:eastAsia="等线" w:ascii="等线" w:hAnsi="等线"/>
-        </w:rPr>
-        <w:t>这一步不做，提交时就会冲突。处理冲突比敲一次 pull 麻烦十倍。</w:t>
-      </w:r>
-    </w:p>
-    <w:p>
-      <w:r>
-        <w:rPr>
-          <w:b/>
-          <w:sz w:val="21"/>
-          <w:rFonts w:eastAsia="等线" w:ascii="等线" w:hAnsi="等线"/>
-        </w:rPr>
-        <w:t>第三步　交东西：只加自己的文件</w:t>
-      </w:r>
-    </w:p>
-    <w:p>
-      <w:r>
-        <w:rPr>
-          <w:b w:val="0"/>
-          <w:sz w:val="21"/>
-          <w:rFonts w:eastAsia="等线" w:ascii="等线" w:hAnsi="等线"/>
-        </w:rPr>
-        <w:t>以组员 5 为例，其他人照着自己的目录改：</w:t>
-      </w:r>
-    </w:p>
-    <w:p>
-      <w:pPr>
-        <w:spacing w:after="0" w:line="240" w:lineRule="auto"/>
-        <w:ind w:left="340"/>
-        <w:shd w:val="clear" w:fill="F2F2F2"/>
-      </w:pPr>
-      <w:r>
-        <w:rPr>
-          <w:sz w:val="17"/>
-          <w:rFonts w:eastAsia="Consolas" w:ascii="Consolas" w:hAnsi="Consolas"/>
-        </w:rPr>
-        <w:t>git pull</w:t>
-      </w:r>
-    </w:p>
-    <w:p>
-      <w:pPr>
-        <w:spacing w:after="0" w:line="240" w:lineRule="auto"/>
-        <w:ind w:left="340"/>
-        <w:shd w:val="clear" w:fill="F2F2F2"/>
-      </w:pPr>
-      <w:r>
-        <w:rPr>
-          <w:sz w:val="17"/>
-          <w:rFonts w:eastAsia="Consolas" w:ascii="Consolas" w:hAnsi="Consolas"/>
-        </w:rPr>
-        <w:t>git add java-project/src/test/java/com/thealgorithms/maths/GCDManualTest.java</w:t>
-      </w:r>
-    </w:p>
-    <w:p>
-      <w:pPr>
-        <w:spacing w:after="0" w:line="240" w:lineRule="auto"/>
-        <w:ind w:left="340"/>
-        <w:shd w:val="clear" w:fill="F2F2F2"/>
-      </w:pPr>
-      <w:r>
-        <w:rPr>
-          <w:sz w:val="17"/>
-          <w:rFonts w:eastAsia="Consolas" w:ascii="Consolas" w:hAnsi="Consolas"/>
-        </w:rPr>
-        <w:t>git add "docs/02a-人工耗时-组员5.xlsx"</w:t>
-      </w:r>
-    </w:p>
-    <w:p>
-      <w:pPr>
-        <w:spacing w:after="0" w:line="240" w:lineRule="auto"/>
-        <w:ind w:left="340"/>
-        <w:shd w:val="clear" w:fill="F2F2F2"/>
-      </w:pPr>
-      <w:r>
-        <w:rPr>
-          <w:sz w:val="17"/>
-          <w:rFonts w:eastAsia="Consolas" w:ascii="Consolas" w:hAnsi="Consolas"/>
-        </w:rPr>
-        <w:t>git commit -m "组员5：提交 10 个人工测试与耗时表"</w:t>
-      </w:r>
-    </w:p>
-    <w:p>
-      <w:pPr>
-        <w:spacing w:after="0" w:line="240" w:lineRule="auto"/>
-        <w:ind w:left="340"/>
-        <w:shd w:val="clear" w:fill="F2F2F2"/>
-      </w:pPr>
-      <w:r>
-        <w:rPr>
-          <w:sz w:val="17"/>
-          <w:rFonts w:eastAsia="Consolas" w:ascii="Consolas" w:hAnsi="Consolas"/>
-        </w:rPr>
-        <w:t>git push</w:t>
-      </w:r>
-    </w:p>
-    <w:p>
-      <w:pPr>
-        <w:spacing w:after="40"/>
-      </w:pPr>
-    </w:p>
-    <w:p>
-      <w:r>
-        <w:rPr>
-          <w:b w:val="0"/>
-          <w:sz w:val="21"/>
-          <w:rFonts w:eastAsia="等线" w:ascii="等线" w:hAnsi="等线"/>
-        </w:rPr>
-        <w:t>如果 push 报 rejected，说明别人刚推过东西，执行 git pull 再 git push。不要加 -f。</w:t>
-      </w:r>
-    </w:p>
-    <w:p>
-      <w:r>
-        <w:rPr>
-          <w:b/>
-          <w:sz w:val="21"/>
-          <w:rFonts w:eastAsia="等线" w:ascii="等线" w:hAnsi="等线"/>
-        </w:rPr>
-        <w:t>四条禁令</w:t>
-      </w:r>
-    </w:p>
-    <w:p>
-      <w:pPr>
-        <w:pStyle w:val="ListBullet"/>
-        <w:spacing w:after="40"/>
-      </w:pPr>
-      <w:r>
-        <w:rPr>
-          <w:sz w:val="21"/>
-          <w:rFonts w:eastAsia="等线" w:ascii="等线" w:hAnsi="等线"/>
-        </w:rPr>
-        <w:t>不要 git add . —— 会把别人的半成品和你自己的 target/ 一起带上。</w:t>
-      </w:r>
-    </w:p>
-    <w:p>
-      <w:pPr>
-        <w:pStyle w:val="ListBullet"/>
-        <w:spacing w:after="40"/>
-      </w:pPr>
-      <w:r>
-        <w:rPr>
-          <w:sz w:val="21"/>
-          <w:rFonts w:eastAsia="等线" w:ascii="等线" w:hAnsi="等线"/>
-        </w:rPr>
-        <w:t>不要 git push -f —— 会覆盖掉别人的提交，直接弄丢工作。</w:t>
-      </w:r>
-    </w:p>
-    <w:p>
-      <w:pPr>
-        <w:pStyle w:val="ListBullet"/>
-        <w:spacing w:after="40"/>
-      </w:pPr>
-      <w:r>
-        <w:rPr>
-          <w:sz w:val="21"/>
-          <w:rFonts w:eastAsia="等线" w:ascii="等线" w:hAnsi="等线"/>
-        </w:rPr>
-        <w:t>不要改别人的文件。要改先在群里说一声。</w:t>
-      </w:r>
-    </w:p>
-    <w:p>
-      <w:pPr>
-        <w:pStyle w:val="ListBullet"/>
-        <w:spacing w:after="40"/>
-      </w:pPr>
-      <w:r>
-        <w:rPr>
-          <w:sz w:val="21"/>
-          <w:rFonts w:eastAsia="等线" w:ascii="等线" w:hAnsi="等线"/>
-        </w:rPr>
-        <w:t>不要提交 target/ 目录，.gitignore 已经挡掉了。</w:t>
-      </w:r>
-    </w:p>
-    <w:p>
-      <w:r>
-        <w:rPr>
-          <w:b/>
-          <w:sz w:val="21"/>
-          <w:rFonts w:eastAsia="等线" w:ascii="等线" w:hAnsi="等线"/>
-        </w:rPr>
-        <w:t>没有账号的人怎么交：</w:t>
+        <w:t>这一节只写「去哪儿查」，不重复抄命令——同一套命令写在三份文档里，改一处另外两处就过时了。</w:t>
       </w:r>
     </w:p>
     <w:tbl>
@@ -922,6 +635,22 @@
       <w:tr>
         <w:tc>
           <w:tcPr>
+            <w:tcW w:type="dxa" w:w="5102"/>
+          </w:tcPr>
+          <w:p>
+            <w:r/>
+            <w:r>
+              <w:rPr>
+                <w:b/>
+                <w:sz w:val="19"/>
+                <w:rFonts w:eastAsia="等线" w:ascii="等线" w:hAnsi="等线"/>
+              </w:rPr>
+              <w:t>你要做什么</w:t>
+            </w:r>
+          </w:p>
+        </w:tc>
+        <w:tc>
+          <w:tcPr>
             <w:tcW w:type="dxa" w:w="4535"/>
           </w:tcPr>
           <w:p>
@@ -932,23 +661,7 @@
                 <w:sz w:val="19"/>
                 <w:rFonts w:eastAsia="等线" w:ascii="等线" w:hAnsi="等线"/>
               </w:rPr>
-              <w:t>你想做的事</w:t>
-            </w:r>
-          </w:p>
-        </w:tc>
-        <w:tc>
-          <w:tcPr>
-            <w:tcW w:type="dxa" w:w="4535"/>
-          </w:tcPr>
-          <w:p>
-            <w:r/>
-            <w:r>
-              <w:rPr>
-                <w:b/>
-                <w:sz w:val="19"/>
-                <w:rFonts w:eastAsia="等线" w:ascii="等线" w:hAnsi="等线"/>
-              </w:rPr>
-              <w:t>需不需要账号</w:t>
+              <w:t>看哪里</w:t>
             </w:r>
           </w:p>
         </w:tc>
@@ -956,6 +669,21 @@
       <w:tr>
         <w:tc>
           <w:tcPr>
+            <w:tcW w:type="dxa" w:w="5102"/>
+          </w:tcPr>
+          <w:p>
+            <w:r/>
+            <w:r>
+              <w:rPr>
+                <w:sz w:val="19"/>
+                <w:rFonts w:eastAsia="等线" w:ascii="等线" w:hAnsi="等线"/>
+              </w:rPr>
+              <w:t>第一次把仓库拉下来、每天怎么提交、什么不能提交</w:t>
+            </w:r>
+          </w:p>
+        </w:tc>
+        <w:tc>
+          <w:tcPr>
             <w:tcW w:type="dxa" w:w="4535"/>
           </w:tcPr>
           <w:p>
@@ -965,22 +693,7 @@
                 <w:sz w:val="19"/>
                 <w:rFonts w:eastAsia="等线" w:ascii="等线" w:hAnsi="等线"/>
               </w:rPr>
-              <w:t>把仓库拉下来、看文档、跑代码</w:t>
-            </w:r>
-          </w:p>
-        </w:tc>
-        <w:tc>
-          <w:tcPr>
-            <w:tcW w:type="dxa" w:w="4535"/>
-          </w:tcPr>
-          <w:p>
-            <w:r/>
-            <w:r>
-              <w:rPr>
-                <w:sz w:val="19"/>
-                <w:rFonts w:eastAsia="等线" w:ascii="等线" w:hAnsi="等线"/>
-              </w:rPr>
-              <w:t>不需要，仓库是公开的</w:t>
+              <w:t>仓库根目录的 README.md，第二到五节</w:t>
             </w:r>
           </w:p>
         </w:tc>
@@ -988,6 +701,21 @@
       <w:tr>
         <w:tc>
           <w:tcPr>
+            <w:tcW w:type="dxa" w:w="5102"/>
+          </w:tcPr>
+          <w:p>
+            <w:r/>
+            <w:r>
+              <w:rPr>
+                <w:sz w:val="19"/>
+                <w:rFonts w:eastAsia="等线" w:ascii="等线" w:hAnsi="等线"/>
+              </w:rPr>
+              <w:t>注册账号、第一次配 Token、推送报错怎么查</w:t>
+            </w:r>
+          </w:p>
+        </w:tc>
+        <w:tc>
+          <w:tcPr>
             <w:tcW w:type="dxa" w:w="4535"/>
           </w:tcPr>
           <w:p>
@@ -997,22 +725,7 @@
                 <w:sz w:val="19"/>
                 <w:rFonts w:eastAsia="等线" w:ascii="等线" w:hAnsi="等线"/>
               </w:rPr>
-              <w:t>把自己写的东西推上去</w:t>
-            </w:r>
-          </w:p>
-        </w:tc>
-        <w:tc>
-          <w:tcPr>
-            <w:tcW w:type="dxa" w:w="4535"/>
-          </w:tcPr>
-          <w:p>
-            <w:r/>
-            <w:r>
-              <w:rPr>
-                <w:sz w:val="19"/>
-                <w:rFonts w:eastAsia="等线" w:ascii="等线" w:hAnsi="等线"/>
-              </w:rPr>
-              <w:t>需要，而且要被组长加成协作者</w:t>
+              <w:t>仓库里的 docs/06-新成员加入指南.md</w:t>
             </w:r>
           </w:p>
         </w:tc>
@@ -1024,6 +737,16 @@
       </w:pPr>
     </w:p>
     <w:p>
+      <w:r>
+        <w:rPr>
+          <w:b/>
+          <w:sz w:val="21"/>
+          <w:rFonts w:eastAsia="等线" w:ascii="等线" w:hAnsi="等线"/>
+        </w:rPr>
+        <w:t>三条记住就够：</w:t>
+      </w:r>
+    </w:p>
+    <w:p>
       <w:pPr>
         <w:pStyle w:val="ListBullet"/>
         <w:spacing w:after="40"/>
@@ -1033,7 +756,7 @@
           <w:sz w:val="21"/>
           <w:rFonts w:eastAsia="等线" w:ascii="等线" w:hAnsi="等线"/>
         </w:rPr>
-        <w:t>只写字、不推代码的同学（组员 5、6、8）：不用注册账号。把东西打成 zip，命名 组员X-任务名.zip 发群里，组长解压后搬进目录，并在提交信息里注明「代提：组员X」。</w:t>
+        <w:t>每次动手前先 git pull。</w:t>
       </w:r>
     </w:p>
     <w:p>
@@ -1046,7 +769,7 @@
           <w:sz w:val="21"/>
           <w:rFonts w:eastAsia="等线" w:ascii="等线" w:hAnsi="等线"/>
         </w:rPr>
-        <w:t>想自己推的同学：注册 GitHub 账号（免费两分钟），把用户名发群里，组长加协作者，点一下邮件里的邀请就能推。</w:t>
+        <w:t>只 add 自己的文件，不要 git add .。</w:t>
       </w:r>
     </w:p>
     <w:p>
@@ -1059,7 +782,17 @@
           <w:sz w:val="21"/>
           <w:rFonts w:eastAsia="等线" w:ascii="等线" w:hAnsi="等线"/>
         </w:rPr>
-        <w:t>两条路都行，但都必须先在群里说一声，否则组长会漏掉。</w:t>
+        <w:t>push 完在群里说一声，否则组长会漏掉。</w:t>
+      </w:r>
+    </w:p>
+    <w:p>
+      <w:r>
+        <w:rPr>
+          <w:b w:val="0"/>
+          <w:sz w:val="21"/>
+          <w:rFonts w:eastAsia="等线" w:ascii="等线" w:hAnsi="等线"/>
+        </w:rPr>
+        <w:t>提交信息统一写「组员X：做了什么」，例：组员5：提交 10 个人工测试与耗时表。</w:t>
       </w:r>
     </w:p>
     <w:p>
@@ -1073,7 +806,7 @@
           <w:sz w:val="20"/>
           <w:rFonts w:eastAsia="等线" w:ascii="等线" w:hAnsi="等线"/>
         </w:rPr>
-        <w:t>仓库是公开的，任何人都能看到。表格里「设计者」一栏填「组员 5」这种编号就行，真名写到纸质报告里，不要放进这个仓库。</w:t>
+        <w:t>完全不会 git 的：打包成 组员X-任务名.zip 发群里，组长代提，提交信息注明「代提：组员X」。能用 git 就别用这个——答辩问「你做了什么」时，提交记录是唯一证据。</w:t>
       </w:r>
     </w:p>
     <w:p>
@@ -11808,6 +11541,1057 @@
       <w:pPr>
         <w:spacing w:after="40"/>
       </w:pPr>
+    </w:p>
+    <w:p>
+      <w:pPr>
+        <w:spacing w:before="400" w:after="160"/>
+        <w:pBdr>
+          <w:bottom w:val="single" w:sz="8" w:space="2" w:color="1F3864"/>
+        </w:pBdr>
+      </w:pPr>
+      <w:r>
+        <w:rPr>
+          <w:b/>
+          <w:color w:val="1F3864"/>
+          <w:sz w:val="31"/>
+          <w:rFonts w:eastAsia="黑体" w:ascii="黑体" w:hAnsi="黑体"/>
+        </w:rPr>
+        <w:t>附录 F　时间表与分工总览</w:t>
+      </w:r>
+    </w:p>
+    <w:p>
+      <w:r>
+        <w:rPr>
+          <w:b w:val="0"/>
+          <w:sz w:val="21"/>
+          <w:rFonts w:eastAsia="等线" w:ascii="等线" w:hAnsi="等线"/>
+        </w:rPr>
+        <w:t>一页看完：谁在什么时候交什么。贴在群公告里也行。</w:t>
+      </w:r>
+    </w:p>
+    <w:p>
+      <w:pPr>
+        <w:spacing w:before="240" w:after="80"/>
+      </w:pPr>
+      <w:r>
+        <w:rPr>
+          <w:b/>
+          <w:color w:val="2E5C8A"/>
+          <w:sz w:val="23"/>
+          <w:rFonts w:eastAsia="黑体" w:ascii="黑体" w:hAnsi="黑体"/>
+        </w:rPr>
+        <w:t>F.1 总时间表（10/19 → 10/30 答辩）</w:t>
+      </w:r>
+    </w:p>
+    <w:tbl>
+      <w:tblPr>
+        <w:tblStyle w:val="TableGrid"/>
+        <w:tblW w:type="auto" w:w="0"/>
+        <w:jc w:val="center"/>
+        <w:tblLook w:firstColumn="1" w:firstRow="1" w:lastColumn="0" w:lastRow="0" w:noHBand="0" w:noVBand="1" w:val="04A0"/>
+      </w:tblPr>
+      <w:tblGrid>
+        <w:gridCol w:w="3211"/>
+        <w:gridCol w:w="3211"/>
+        <w:gridCol w:w="3211"/>
+      </w:tblGrid>
+      <w:tr>
+        <w:tc>
+          <w:tcPr>
+            <w:tcW w:type="dxa" w:w="1701"/>
+          </w:tcPr>
+          <w:p>
+            <w:r/>
+            <w:r>
+              <w:rPr>
+                <w:b/>
+                <w:sz w:val="19"/>
+                <w:rFonts w:eastAsia="等线" w:ascii="等线" w:hAnsi="等线"/>
+              </w:rPr>
+              <w:t>日期</w:t>
+            </w:r>
+          </w:p>
+        </w:tc>
+        <w:tc>
+          <w:tcPr>
+            <w:tcW w:type="dxa" w:w="5669"/>
+          </w:tcPr>
+          <w:p>
+            <w:r/>
+            <w:r>
+              <w:rPr>
+                <w:b/>
+                <w:sz w:val="19"/>
+                <w:rFonts w:eastAsia="等线" w:ascii="等线" w:hAnsi="等线"/>
+              </w:rPr>
+              <w:t>要完成的事</w:t>
+            </w:r>
+          </w:p>
+        </w:tc>
+        <w:tc>
+          <w:tcPr>
+            <w:tcW w:type="dxa" w:w="2268"/>
+          </w:tcPr>
+          <w:p>
+            <w:r/>
+            <w:r>
+              <w:rPr>
+                <w:b/>
+                <w:sz w:val="19"/>
+                <w:rFonts w:eastAsia="等线" w:ascii="等线" w:hAnsi="等线"/>
+              </w:rPr>
+              <w:t>谁</w:t>
+            </w:r>
+          </w:p>
+        </w:tc>
+      </w:tr>
+      <w:tr>
+        <w:tc>
+          <w:tcPr>
+            <w:tcW w:type="dxa" w:w="1701"/>
+          </w:tcPr>
+          <w:p>
+            <w:r/>
+            <w:r>
+              <w:rPr>
+                <w:sz w:val="19"/>
+                <w:rFonts w:eastAsia="等线" w:ascii="等线" w:hAnsi="等线"/>
+              </w:rPr>
+              <w:t>10/19 周一</w:t>
+            </w:r>
+          </w:p>
+        </w:tc>
+        <w:tc>
+          <w:tcPr>
+            <w:tcW w:type="dxa" w:w="5669"/>
+          </w:tcPr>
+          <w:p>
+            <w:r/>
+            <w:r>
+              <w:rPr>
+                <w:sz w:val="19"/>
+                <w:rFonts w:eastAsia="等线" w:ascii="等线" w:hAnsi="等线"/>
+              </w:rPr>
+              <w:t>跑通第一个案例，拿到真实覆盖率数字；案例清单定稿</w:t>
+            </w:r>
+          </w:p>
+        </w:tc>
+        <w:tc>
+          <w:tcPr>
+            <w:tcW w:type="dxa" w:w="2268"/>
+          </w:tcPr>
+          <w:p>
+            <w:r/>
+            <w:r>
+              <w:rPr>
+                <w:sz w:val="19"/>
+                <w:rFonts w:eastAsia="等线" w:ascii="等线" w:hAnsi="等线"/>
+              </w:rPr>
+              <w:t>组员 2、4</w:t>
+            </w:r>
+          </w:p>
+        </w:tc>
+      </w:tr>
+      <w:tr>
+        <w:tc>
+          <w:tcPr>
+            <w:tcW w:type="dxa" w:w="1701"/>
+          </w:tcPr>
+          <w:p>
+            <w:r/>
+            <w:r>
+              <w:rPr>
+                <w:sz w:val="19"/>
+                <w:rFonts w:eastAsia="等线" w:ascii="等线" w:hAnsi="等线"/>
+              </w:rPr>
+              <w:t>10/20 周二</w:t>
+            </w:r>
+          </w:p>
+        </w:tc>
+        <w:tc>
+          <w:tcPr>
+            <w:tcW w:type="dxa" w:w="5669"/>
+          </w:tcPr>
+          <w:p>
+            <w:r/>
+            <w:r>
+              <w:rPr>
+                <w:sz w:val="19"/>
+                <w:rFonts w:eastAsia="等线" w:ascii="等线" w:hAnsi="等线"/>
+              </w:rPr>
+              <w:t>工程能一键跑测试；Prompt 在两个案例上试跑并记版本号</w:t>
+            </w:r>
+          </w:p>
+        </w:tc>
+        <w:tc>
+          <w:tcPr>
+            <w:tcW w:type="dxa" w:w="2268"/>
+          </w:tcPr>
+          <w:p>
+            <w:r/>
+            <w:r>
+              <w:rPr>
+                <w:sz w:val="19"/>
+                <w:rFonts w:eastAsia="等线" w:ascii="等线" w:hAnsi="等线"/>
+              </w:rPr>
+              <w:t>组员 2、7</w:t>
+            </w:r>
+          </w:p>
+        </w:tc>
+      </w:tr>
+      <w:tr>
+        <w:tc>
+          <w:tcPr>
+            <w:tcW w:type="dxa" w:w="1701"/>
+          </w:tcPr>
+          <w:p>
+            <w:r/>
+            <w:r>
+              <w:rPr>
+                <w:sz w:val="19"/>
+                <w:rFonts w:eastAsia="等线" w:ascii="等线" w:hAnsi="等线"/>
+              </w:rPr>
+              <w:t>10/21 周三</w:t>
+            </w:r>
+          </w:p>
+        </w:tc>
+        <w:tc>
+          <w:tcPr>
+            <w:tcW w:type="dxa" w:w="5669"/>
+          </w:tcPr>
+          <w:p>
+            <w:r/>
+            <w:r>
+              <w:rPr>
+                <w:sz w:val="19"/>
+                <w:rFonts w:eastAsia="等线" w:ascii="等线" w:hAnsi="等线"/>
+              </w:rPr>
+              <w:t>20 个人工测试 + 40 个模型测试全部提交</w:t>
+            </w:r>
+          </w:p>
+        </w:tc>
+        <w:tc>
+          <w:tcPr>
+            <w:tcW w:type="dxa" w:w="2268"/>
+          </w:tcPr>
+          <w:p>
+            <w:r/>
+            <w:r>
+              <w:rPr>
+                <w:sz w:val="19"/>
+                <w:rFonts w:eastAsia="等线" w:ascii="等线" w:hAnsi="等线"/>
+              </w:rPr>
+              <w:t>组员 5、6、7</w:t>
+            </w:r>
+          </w:p>
+        </w:tc>
+      </w:tr>
+      <w:tr>
+        <w:tc>
+          <w:tcPr>
+            <w:tcW w:type="dxa" w:w="1701"/>
+          </w:tcPr>
+          <w:p>
+            <w:r/>
+            <w:r>
+              <w:rPr>
+                <w:sz w:val="19"/>
+                <w:rFonts w:eastAsia="等线" w:ascii="等线" w:hAnsi="等线"/>
+              </w:rPr>
+              <w:t>10/22 周四</w:t>
+            </w:r>
+          </w:p>
+        </w:tc>
+        <w:tc>
+          <w:tcPr>
+            <w:tcW w:type="dxa" w:w="5669"/>
+          </w:tcPr>
+          <w:p>
+            <w:r/>
+            <w:r>
+              <w:rPr>
+                <w:sz w:val="19"/>
+                <w:rFonts w:eastAsia="等线" w:ascii="等线" w:hAnsi="等线"/>
+              </w:rPr>
+              <w:t>四组各跑一遍，数据填进总表</w:t>
+            </w:r>
+          </w:p>
+        </w:tc>
+        <w:tc>
+          <w:tcPr>
+            <w:tcW w:type="dxa" w:w="2268"/>
+          </w:tcPr>
+          <w:p>
+            <w:r/>
+            <w:r>
+              <w:rPr>
+                <w:sz w:val="19"/>
+                <w:rFonts w:eastAsia="等线" w:ascii="等线" w:hAnsi="等线"/>
+              </w:rPr>
+              <w:t>组员 3</w:t>
+            </w:r>
+          </w:p>
+        </w:tc>
+      </w:tr>
+      <w:tr>
+        <w:tc>
+          <w:tcPr>
+            <w:tcW w:type="dxa" w:w="1701"/>
+          </w:tcPr>
+          <w:p>
+            <w:r/>
+            <w:r>
+              <w:rPr>
+                <w:sz w:val="19"/>
+                <w:rFonts w:eastAsia="等线" w:ascii="等线" w:hAnsi="等线"/>
+              </w:rPr>
+              <w:t>10/23 周五</w:t>
+            </w:r>
+          </w:p>
+        </w:tc>
+        <w:tc>
+          <w:tcPr>
+            <w:tcW w:type="dxa" w:w="5669"/>
+          </w:tcPr>
+          <w:p>
+            <w:r/>
+            <w:r>
+              <w:rPr>
+                <w:sz w:val="19"/>
+                <w:rFonts w:eastAsia="等线" w:ascii="等线" w:hAnsi="等线"/>
+              </w:rPr>
+              <w:t>补跑、算冗余、出图；调研初稿</w:t>
+            </w:r>
+          </w:p>
+        </w:tc>
+        <w:tc>
+          <w:tcPr>
+            <w:tcW w:type="dxa" w:w="2268"/>
+          </w:tcPr>
+          <w:p>
+            <w:r/>
+            <w:r>
+              <w:rPr>
+                <w:sz w:val="19"/>
+                <w:rFonts w:eastAsia="等线" w:ascii="等线" w:hAnsi="等线"/>
+              </w:rPr>
+              <w:t>组员 3、8</w:t>
+            </w:r>
+          </w:p>
+        </w:tc>
+      </w:tr>
+      <w:tr>
+        <w:tc>
+          <w:tcPr>
+            <w:tcW w:type="dxa" w:w="1701"/>
+          </w:tcPr>
+          <w:p>
+            <w:r/>
+            <w:r>
+              <w:rPr>
+                <w:sz w:val="19"/>
+                <w:rFonts w:eastAsia="等线" w:ascii="等线" w:hAnsi="等线"/>
+              </w:rPr>
+              <w:t>10/24–25 周末</w:t>
+            </w:r>
+          </w:p>
+        </w:tc>
+        <w:tc>
+          <w:tcPr>
+            <w:tcW w:type="dxa" w:w="5669"/>
+          </w:tcPr>
+          <w:p>
+            <w:r/>
+            <w:r>
+              <w:rPr>
+                <w:sz w:val="19"/>
+                <w:rFonts w:eastAsia="等线" w:ascii="等线" w:hAnsi="等线"/>
+              </w:rPr>
+              <w:t>缓冲日，只补欠下的账</w:t>
+            </w:r>
+          </w:p>
+        </w:tc>
+        <w:tc>
+          <w:tcPr>
+            <w:tcW w:type="dxa" w:w="2268"/>
+          </w:tcPr>
+          <w:p>
+            <w:r/>
+            <w:r>
+              <w:rPr>
+                <w:sz w:val="19"/>
+                <w:rFonts w:eastAsia="等线" w:ascii="等线" w:hAnsi="等线"/>
+              </w:rPr>
+              <w:t>全员</w:t>
+            </w:r>
+          </w:p>
+        </w:tc>
+      </w:tr>
+      <w:tr>
+        <w:tc>
+          <w:tcPr>
+            <w:tcW w:type="dxa" w:w="1701"/>
+          </w:tcPr>
+          <w:p>
+            <w:r/>
+            <w:r>
+              <w:rPr>
+                <w:sz w:val="19"/>
+                <w:rFonts w:eastAsia="等线" w:ascii="等线" w:hAnsi="等线"/>
+              </w:rPr>
+              <w:t>10/26 周一</w:t>
+            </w:r>
+          </w:p>
+        </w:tc>
+        <w:tc>
+          <w:tcPr>
+            <w:tcW w:type="dxa" w:w="5669"/>
+          </w:tcPr>
+          <w:p>
+            <w:r/>
+            <w:r>
+              <w:rPr>
+                <w:sz w:val="19"/>
+                <w:rFonts w:eastAsia="等线" w:ascii="等线" w:hAnsi="等线"/>
+              </w:rPr>
+              <w:t>数据定稿，此后只许改文字</w:t>
+            </w:r>
+          </w:p>
+        </w:tc>
+        <w:tc>
+          <w:tcPr>
+            <w:tcW w:type="dxa" w:w="2268"/>
+          </w:tcPr>
+          <w:p>
+            <w:r/>
+            <w:r>
+              <w:rPr>
+                <w:sz w:val="19"/>
+                <w:rFonts w:eastAsia="等线" w:ascii="等线" w:hAnsi="等线"/>
+              </w:rPr>
+              <w:t>组长、组员 3</w:t>
+            </w:r>
+          </w:p>
+        </w:tc>
+      </w:tr>
+      <w:tr>
+        <w:tc>
+          <w:tcPr>
+            <w:tcW w:type="dxa" w:w="1701"/>
+          </w:tcPr>
+          <w:p>
+            <w:r/>
+            <w:r>
+              <w:rPr>
+                <w:sz w:val="19"/>
+                <w:rFonts w:eastAsia="等线" w:ascii="等线" w:hAnsi="等线"/>
+              </w:rPr>
+              <w:t>10/27 周二</w:t>
+            </w:r>
+          </w:p>
+        </w:tc>
+        <w:tc>
+          <w:tcPr>
+            <w:tcW w:type="dxa" w:w="5669"/>
+          </w:tcPr>
+          <w:p>
+            <w:r/>
+            <w:r>
+              <w:rPr>
+                <w:sz w:val="19"/>
+                <w:rFonts w:eastAsia="等线" w:ascii="等线" w:hAnsi="等线"/>
+              </w:rPr>
+              <w:t>报告初稿 + PPT 填进真实数据</w:t>
+            </w:r>
+          </w:p>
+        </w:tc>
+        <w:tc>
+          <w:tcPr>
+            <w:tcW w:type="dxa" w:w="2268"/>
+          </w:tcPr>
+          <w:p>
+            <w:r/>
+            <w:r>
+              <w:rPr>
+                <w:sz w:val="19"/>
+                <w:rFonts w:eastAsia="等线" w:ascii="等线" w:hAnsi="等线"/>
+              </w:rPr>
+              <w:t>组长、组员 8</w:t>
+            </w:r>
+          </w:p>
+        </w:tc>
+      </w:tr>
+      <w:tr>
+        <w:tc>
+          <w:tcPr>
+            <w:tcW w:type="dxa" w:w="1701"/>
+          </w:tcPr>
+          <w:p>
+            <w:r/>
+            <w:r>
+              <w:rPr>
+                <w:sz w:val="19"/>
+                <w:rFonts w:eastAsia="等线" w:ascii="等线" w:hAnsi="等线"/>
+              </w:rPr>
+              <w:t>10/28 周三</w:t>
+            </w:r>
+          </w:p>
+        </w:tc>
+        <w:tc>
+          <w:tcPr>
+            <w:tcW w:type="dxa" w:w="5669"/>
+          </w:tcPr>
+          <w:p>
+            <w:r/>
+            <w:r>
+              <w:rPr>
+                <w:sz w:val="19"/>
+                <w:rFonts w:eastAsia="等线" w:ascii="等线" w:hAnsi="等线"/>
+              </w:rPr>
+              <w:t>第一次预答辩（掐 15 分钟）</w:t>
+            </w:r>
+          </w:p>
+        </w:tc>
+        <w:tc>
+          <w:tcPr>
+            <w:tcW w:type="dxa" w:w="2268"/>
+          </w:tcPr>
+          <w:p>
+            <w:r/>
+            <w:r>
+              <w:rPr>
+                <w:sz w:val="19"/>
+                <w:rFonts w:eastAsia="等线" w:ascii="等线" w:hAnsi="等线"/>
+              </w:rPr>
+              <w:t>全员</w:t>
+            </w:r>
+          </w:p>
+        </w:tc>
+      </w:tr>
+      <w:tr>
+        <w:tc>
+          <w:tcPr>
+            <w:tcW w:type="dxa" w:w="1701"/>
+          </w:tcPr>
+          <w:p>
+            <w:r/>
+            <w:r>
+              <w:rPr>
+                <w:sz w:val="19"/>
+                <w:rFonts w:eastAsia="等线" w:ascii="等线" w:hAnsi="等线"/>
+              </w:rPr>
+              <w:t>10/29 周四</w:t>
+            </w:r>
+          </w:p>
+        </w:tc>
+        <w:tc>
+          <w:tcPr>
+            <w:tcW w:type="dxa" w:w="5669"/>
+          </w:tcPr>
+          <w:p>
+            <w:r/>
+            <w:r>
+              <w:rPr>
+                <w:sz w:val="19"/>
+                <w:rFonts w:eastAsia="等线" w:ascii="等线" w:hAnsi="等线"/>
+              </w:rPr>
+              <w:t>按问题改完、定稿、打印</w:t>
+            </w:r>
+          </w:p>
+        </w:tc>
+        <w:tc>
+          <w:tcPr>
+            <w:tcW w:type="dxa" w:w="2268"/>
+          </w:tcPr>
+          <w:p>
+            <w:r/>
+            <w:r>
+              <w:rPr>
+                <w:sz w:val="19"/>
+                <w:rFonts w:eastAsia="等线" w:ascii="等线" w:hAnsi="等线"/>
+              </w:rPr>
+              <w:t>全员</w:t>
+            </w:r>
+          </w:p>
+        </w:tc>
+      </w:tr>
+      <w:tr>
+        <w:tc>
+          <w:tcPr>
+            <w:tcW w:type="dxa" w:w="1701"/>
+          </w:tcPr>
+          <w:p>
+            <w:r/>
+            <w:r>
+              <w:rPr>
+                <w:sz w:val="19"/>
+                <w:rFonts w:eastAsia="等线" w:ascii="等线" w:hAnsi="等线"/>
+              </w:rPr>
+              <w:t>10/30 周五</w:t>
+            </w:r>
+          </w:p>
+        </w:tc>
+        <w:tc>
+          <w:tcPr>
+            <w:tcW w:type="dxa" w:w="5669"/>
+          </w:tcPr>
+          <w:p>
+            <w:r/>
+            <w:r>
+              <w:rPr>
+                <w:sz w:val="19"/>
+                <w:rFonts w:eastAsia="等线" w:ascii="等线" w:hAnsi="等线"/>
+              </w:rPr>
+              <w:t>答辩</w:t>
+            </w:r>
+          </w:p>
+        </w:tc>
+        <w:tc>
+          <w:tcPr>
+            <w:tcW w:type="dxa" w:w="2268"/>
+          </w:tcPr>
+          <w:p>
+            <w:r/>
+            <w:r>
+              <w:rPr>
+                <w:sz w:val="19"/>
+                <w:rFonts w:eastAsia="等线" w:ascii="等线" w:hAnsi="等线"/>
+              </w:rPr>
+              <w:t>全员</w:t>
+            </w:r>
+          </w:p>
+        </w:tc>
+      </w:tr>
+    </w:tbl>
+    <w:p>
+      <w:pPr>
+        <w:spacing w:after="40"/>
+      </w:pPr>
+    </w:p>
+    <w:p>
+      <w:pPr>
+        <w:spacing w:before="240" w:after="80"/>
+      </w:pPr>
+      <w:r>
+        <w:rPr>
+          <w:b/>
+          <w:color w:val="2E5C8A"/>
+          <w:sz w:val="23"/>
+          <w:rFonts w:eastAsia="黑体" w:ascii="黑体" w:hAnsi="黑体"/>
+        </w:rPr>
+        <w:t>F.2 一句话分工总览</w:t>
+      </w:r>
+    </w:p>
+    <w:tbl>
+      <w:tblPr>
+        <w:tblStyle w:val="TableGrid"/>
+        <w:tblW w:type="auto" w:w="0"/>
+        <w:jc w:val="center"/>
+        <w:tblLook w:firstColumn="1" w:firstRow="1" w:lastColumn="0" w:lastRow="0" w:noHBand="0" w:noVBand="1" w:val="04A0"/>
+      </w:tblPr>
+      <w:tblGrid>
+        <w:gridCol w:w="3211"/>
+        <w:gridCol w:w="3211"/>
+        <w:gridCol w:w="3211"/>
+      </w:tblGrid>
+      <w:tr>
+        <w:tc>
+          <w:tcPr>
+            <w:tcW w:type="dxa" w:w="1361"/>
+          </w:tcPr>
+          <w:p>
+            <w:r/>
+            <w:r>
+              <w:rPr>
+                <w:b/>
+                <w:sz w:val="19"/>
+                <w:rFonts w:eastAsia="等线" w:ascii="等线" w:hAnsi="等线"/>
+              </w:rPr>
+              <w:t>组员</w:t>
+            </w:r>
+          </w:p>
+        </w:tc>
+        <w:tc>
+          <w:tcPr>
+            <w:tcW w:type="dxa" w:w="4535"/>
+          </w:tcPr>
+          <w:p>
+            <w:r/>
+            <w:r>
+              <w:rPr>
+                <w:b/>
+                <w:sz w:val="19"/>
+                <w:rFonts w:eastAsia="等线" w:ascii="等线" w:hAnsi="等线"/>
+              </w:rPr>
+              <w:t>一句话职责</w:t>
+            </w:r>
+          </w:p>
+        </w:tc>
+        <w:tc>
+          <w:tcPr>
+            <w:tcW w:type="dxa" w:w="3742"/>
+          </w:tcPr>
+          <w:p>
+            <w:r/>
+            <w:r>
+              <w:rPr>
+                <w:b/>
+                <w:sz w:val="19"/>
+                <w:rFonts w:eastAsia="等线" w:ascii="等线" w:hAnsi="等线"/>
+              </w:rPr>
+              <w:t>交到哪</w:t>
+            </w:r>
+          </w:p>
+        </w:tc>
+      </w:tr>
+      <w:tr>
+        <w:tc>
+          <w:tcPr>
+            <w:tcW w:type="dxa" w:w="1361"/>
+          </w:tcPr>
+          <w:p>
+            <w:r/>
+            <w:r>
+              <w:rPr>
+                <w:sz w:val="19"/>
+                <w:rFonts w:eastAsia="等线" w:ascii="等线" w:hAnsi="等线"/>
+              </w:rPr>
+              <w:t>组员 2</w:t>
+            </w:r>
+          </w:p>
+        </w:tc>
+        <w:tc>
+          <w:tcPr>
+            <w:tcW w:type="dxa" w:w="4535"/>
+          </w:tcPr>
+          <w:p>
+            <w:r/>
+            <w:r>
+              <w:rPr>
+                <w:sz w:val="19"/>
+                <w:rFonts w:eastAsia="等线" w:ascii="等线" w:hAnsi="等线"/>
+              </w:rPr>
+              <w:t>环境搭建 + pom 两处改动</w:t>
+            </w:r>
+          </w:p>
+        </w:tc>
+        <w:tc>
+          <w:tcPr>
+            <w:tcW w:type="dxa" w:w="3742"/>
+          </w:tcPr>
+          <w:p>
+            <w:r/>
+            <w:r>
+              <w:rPr>
+                <w:sz w:val="19"/>
+                <w:rFonts w:eastAsia="等线" w:ascii="等线" w:hAnsi="等线"/>
+              </w:rPr>
+              <w:t>java-project/ 与仓库 README</w:t>
+            </w:r>
+          </w:p>
+        </w:tc>
+      </w:tr>
+      <w:tr>
+        <w:tc>
+          <w:tcPr>
+            <w:tcW w:type="dxa" w:w="1361"/>
+          </w:tcPr>
+          <w:p>
+            <w:r/>
+            <w:r>
+              <w:rPr>
+                <w:sz w:val="19"/>
+                <w:rFonts w:eastAsia="等线" w:ascii="等线" w:hAnsi="等线"/>
+              </w:rPr>
+              <w:t>组员 3</w:t>
+            </w:r>
+          </w:p>
+        </w:tc>
+        <w:tc>
+          <w:tcPr>
+            <w:tcW w:type="dxa" w:w="4535"/>
+          </w:tcPr>
+          <w:p>
+            <w:r/>
+            <w:r>
+              <w:rPr>
+                <w:sz w:val="19"/>
+                <w:rFonts w:eastAsia="等线" w:ascii="等线" w:hAnsi="等线"/>
+              </w:rPr>
+              <w:t>数据采集与统计</w:t>
+            </w:r>
+          </w:p>
+        </w:tc>
+        <w:tc>
+          <w:tcPr>
+            <w:tcW w:type="dxa" w:w="3742"/>
+          </w:tcPr>
+          <w:p>
+            <w:r/>
+            <w:r>
+              <w:rPr>
+                <w:sz w:val="19"/>
+                <w:rFonts w:eastAsia="等线" w:ascii="等线" w:hAnsi="等线"/>
+              </w:rPr>
+              <w:t>docs/04-数据总表.xlsx</w:t>
+            </w:r>
+          </w:p>
+        </w:tc>
+      </w:tr>
+      <w:tr>
+        <w:tc>
+          <w:tcPr>
+            <w:tcW w:type="dxa" w:w="1361"/>
+          </w:tcPr>
+          <w:p>
+            <w:r/>
+            <w:r>
+              <w:rPr>
+                <w:sz w:val="19"/>
+                <w:rFonts w:eastAsia="等线" w:ascii="等线" w:hAnsi="等线"/>
+              </w:rPr>
+              <w:t>组员 4</w:t>
+            </w:r>
+          </w:p>
+        </w:tc>
+        <w:tc>
+          <w:tcPr>
+            <w:tcW w:type="dxa" w:w="4535"/>
+          </w:tcPr>
+          <w:p>
+            <w:r/>
+            <w:r>
+              <w:rPr>
+                <w:sz w:val="19"/>
+                <w:rFonts w:eastAsia="等线" w:ascii="等线" w:hAnsi="等线"/>
+              </w:rPr>
+              <w:t>案例清单 + 20 个自带测试</w:t>
+            </w:r>
+          </w:p>
+        </w:tc>
+        <w:tc>
+          <w:tcPr>
+            <w:tcW w:type="dxa" w:w="3742"/>
+          </w:tcPr>
+          <w:p>
+            <w:r/>
+            <w:r>
+              <w:rPr>
+                <w:sz w:val="19"/>
+                <w:rFonts w:eastAsia="等线" w:ascii="等线" w:hAnsi="等线"/>
+              </w:rPr>
+              <w:t>docs/01 + src/test</w:t>
+            </w:r>
+          </w:p>
+        </w:tc>
+      </w:tr>
+      <w:tr>
+        <w:tc>
+          <w:tcPr>
+            <w:tcW w:type="dxa" w:w="1361"/>
+          </w:tcPr>
+          <w:p>
+            <w:r/>
+            <w:r>
+              <w:rPr>
+                <w:sz w:val="19"/>
+                <w:rFonts w:eastAsia="等线" w:ascii="等线" w:hAnsi="等线"/>
+              </w:rPr>
+              <w:t>组员 5</w:t>
+            </w:r>
+          </w:p>
+        </w:tc>
+        <w:tc>
+          <w:tcPr>
+            <w:tcW w:type="dxa" w:w="4535"/>
+          </w:tcPr>
+          <w:p>
+            <w:r/>
+            <w:r>
+              <w:rPr>
+                <w:sz w:val="19"/>
+                <w:rFonts w:eastAsia="等线" w:ascii="等线" w:hAnsi="等线"/>
+              </w:rPr>
+              <w:t>人工测试 10 个 + 耗时表</w:t>
+            </w:r>
+          </w:p>
+        </w:tc>
+        <w:tc>
+          <w:tcPr>
+            <w:tcW w:type="dxa" w:w="3742"/>
+          </w:tcPr>
+          <w:p>
+            <w:r/>
+            <w:r>
+              <w:rPr>
+                <w:sz w:val="19"/>
+                <w:rFonts w:eastAsia="等线" w:ascii="等线" w:hAnsi="等线"/>
+              </w:rPr>
+              <w:t>src/test + docs/02a</w:t>
+            </w:r>
+          </w:p>
+        </w:tc>
+      </w:tr>
+      <w:tr>
+        <w:tc>
+          <w:tcPr>
+            <w:tcW w:type="dxa" w:w="1361"/>
+          </w:tcPr>
+          <w:p>
+            <w:r/>
+            <w:r>
+              <w:rPr>
+                <w:sz w:val="19"/>
+                <w:rFonts w:eastAsia="等线" w:ascii="等线" w:hAnsi="等线"/>
+              </w:rPr>
+              <w:t>组员 6</w:t>
+            </w:r>
+          </w:p>
+        </w:tc>
+        <w:tc>
+          <w:tcPr>
+            <w:tcW w:type="dxa" w:w="4535"/>
+          </w:tcPr>
+          <w:p>
+            <w:r/>
+            <w:r>
+              <w:rPr>
+                <w:sz w:val="19"/>
+                <w:rFonts w:eastAsia="等线" w:ascii="等线" w:hAnsi="等线"/>
+              </w:rPr>
+              <w:t>人工测试 10 个 + 耗时表</w:t>
+            </w:r>
+          </w:p>
+        </w:tc>
+        <w:tc>
+          <w:tcPr>
+            <w:tcW w:type="dxa" w:w="3742"/>
+          </w:tcPr>
+          <w:p>
+            <w:r/>
+            <w:r>
+              <w:rPr>
+                <w:sz w:val="19"/>
+                <w:rFonts w:eastAsia="等线" w:ascii="等线" w:hAnsi="等线"/>
+              </w:rPr>
+              <w:t>src/test + docs/02b</w:t>
+            </w:r>
+          </w:p>
+        </w:tc>
+      </w:tr>
+      <w:tr>
+        <w:tc>
+          <w:tcPr>
+            <w:tcW w:type="dxa" w:w="1361"/>
+          </w:tcPr>
+          <w:p>
+            <w:r/>
+            <w:r>
+              <w:rPr>
+                <w:sz w:val="19"/>
+                <w:rFonts w:eastAsia="等线" w:ascii="等线" w:hAnsi="等线"/>
+              </w:rPr>
+              <w:t>组员 7</w:t>
+            </w:r>
+          </w:p>
+        </w:tc>
+        <w:tc>
+          <w:tcPr>
+            <w:tcW w:type="dxa" w:w="4535"/>
+          </w:tcPr>
+          <w:p>
+            <w:r/>
+            <w:r>
+              <w:rPr>
+                <w:sz w:val="19"/>
+                <w:rFonts w:eastAsia="等线" w:ascii="等线" w:hAnsi="等线"/>
+              </w:rPr>
+              <w:t>大模型测试 40 个 + Prompt 原文</w:t>
+            </w:r>
+          </w:p>
+        </w:tc>
+        <w:tc>
+          <w:tcPr>
+            <w:tcW w:type="dxa" w:w="3742"/>
+          </w:tcPr>
+          <w:p>
+            <w:r/>
+            <w:r>
+              <w:rPr>
+                <w:sz w:val="19"/>
+                <w:rFonts w:eastAsia="等线" w:ascii="等线" w:hAnsi="等线"/>
+              </w:rPr>
+              <w:t>src/test + docs/03</w:t>
+            </w:r>
+          </w:p>
+        </w:tc>
+      </w:tr>
+      <w:tr>
+        <w:tc>
+          <w:tcPr>
+            <w:tcW w:type="dxa" w:w="1361"/>
+          </w:tcPr>
+          <w:p>
+            <w:r/>
+            <w:r>
+              <w:rPr>
+                <w:sz w:val="19"/>
+                <w:rFonts w:eastAsia="等线" w:ascii="等线" w:hAnsi="等线"/>
+              </w:rPr>
+              <w:t>组员 8</w:t>
+            </w:r>
+          </w:p>
+        </w:tc>
+        <w:tc>
+          <w:tcPr>
+            <w:tcW w:type="dxa" w:w="4535"/>
+          </w:tcPr>
+          <w:p>
+            <w:r/>
+            <w:r>
+              <w:rPr>
+                <w:sz w:val="19"/>
+                <w:rFonts w:eastAsia="等线" w:ascii="等线" w:hAnsi="等线"/>
+              </w:rPr>
+              <w:t>工具调研 + PPT</w:t>
+            </w:r>
+          </w:p>
+        </w:tc>
+        <w:tc>
+          <w:tcPr>
+            <w:tcW w:type="dxa" w:w="3742"/>
+          </w:tcPr>
+          <w:p>
+            <w:r/>
+            <w:r>
+              <w:rPr>
+                <w:sz w:val="19"/>
+                <w:rFonts w:eastAsia="等线" w:ascii="等线" w:hAnsi="等线"/>
+              </w:rPr>
+              <w:t>docs/05 + slides/</w:t>
+            </w:r>
+          </w:p>
+        </w:tc>
+      </w:tr>
+    </w:tbl>
+    <w:p>
+      <w:pPr>
+        <w:spacing w:after="40"/>
+      </w:pPr>
+    </w:p>
+    <w:p>
+      <w:pPr>
+        <w:ind w:left="227"/>
+        <w:shd w:val="clear" w:fill="FFF4E5"/>
+      </w:pPr>
+      <w:r>
+        <w:rPr>
+          <w:i/>
+          <w:sz w:val="20"/>
+          <w:rFonts w:eastAsia="等线" w:ascii="等线" w:hAnsi="等线"/>
+        </w:rPr>
+        <w:t>领导（组长）不在本表：负责催进度、统稿、答辩主讲，以及上面这些交付物的合并。</w:t>
+      </w:r>
     </w:p>
     <w:sectPr>
       <w:pgSz w:w="12240" w:h="15840"/>
